--- a/tillsyn/A 22860-2026 tillsynsbegäran.docx
+++ b/tillsyn/A 22860-2026 tillsynsbegäran.docx
@@ -1474,7 +1474,7 @@
     <w:r>
       <w:tab/>
       <w:tab/>
-      <w:t>2026-09-14</w:t>
+      <w:t>2026-09-15</w:t>
       <w:br/>
       <w:br/>
     </w:r>

--- a/tillsyn/A 22860-2026 tillsynsbegäran.docx
+++ b/tillsyn/A 22860-2026 tillsynsbegäran.docx
@@ -1474,7 +1474,7 @@
     <w:r>
       <w:tab/>
       <w:tab/>
-      <w:t>2026-09-15</w:t>
+      <w:t>2026-09-16</w:t>
       <w:br/>
       <w:br/>
     </w:r>

--- a/tillsyn/A 22860-2026 tillsynsbegäran.docx
+++ b/tillsyn/A 22860-2026 tillsynsbegäran.docx
@@ -1474,7 +1474,7 @@
     <w:r>
       <w:tab/>
       <w:tab/>
-      <w:t>2026-09-16</w:t>
+      <w:t>2026-09-17</w:t>
       <w:br/>
       <w:br/>
     </w:r>

--- a/tillsyn/A 22860-2026 tillsynsbegäran.docx
+++ b/tillsyn/A 22860-2026 tillsynsbegäran.docx
@@ -1474,7 +1474,7 @@
     <w:r>
       <w:tab/>
       <w:tab/>
-      <w:t>2026-09-17</w:t>
+      <w:t>2026-09-18</w:t>
       <w:br/>
       <w:br/>
     </w:r>

--- a/tillsyn/A 22860-2026 tillsynsbegäran.docx
+++ b/tillsyn/A 22860-2026 tillsynsbegäran.docx
@@ -1474,7 +1474,7 @@
     <w:r>
       <w:tab/>
       <w:tab/>
-      <w:t>2026-09-18</w:t>
+      <w:t>2026-09-19</w:t>
       <w:br/>
       <w:br/>
     </w:r>

--- a/tillsyn/A 22860-2026 tillsynsbegäran.docx
+++ b/tillsyn/A 22860-2026 tillsynsbegäran.docx
@@ -1474,7 +1474,7 @@
     <w:r>
       <w:tab/>
       <w:tab/>
-      <w:t>2026-09-19</w:t>
+      <w:t>2026-09-21</w:t>
       <w:br/>
       <w:br/>
     </w:r>

--- a/tillsyn/A 22860-2026 tillsynsbegäran.docx
+++ b/tillsyn/A 22860-2026 tillsynsbegäran.docx
@@ -1474,7 +1474,7 @@
     <w:r>
       <w:tab/>
       <w:tab/>
-      <w:t>2026-09-21</w:t>
+      <w:t>2026-09-23</w:t>
       <w:br/>
       <w:br/>
     </w:r>

--- a/tillsyn/A 22860-2026 tillsynsbegäran.docx
+++ b/tillsyn/A 22860-2026 tillsynsbegäran.docx
@@ -1474,7 +1474,7 @@
     <w:r>
       <w:tab/>
       <w:tab/>
-      <w:t>2026-09-23</w:t>
+      <w:t>2026-09-24</w:t>
       <w:br/>
       <w:br/>
     </w:r>

--- a/tillsyn/A 22860-2026 tillsynsbegäran.docx
+++ b/tillsyn/A 22860-2026 tillsynsbegäran.docx
@@ -1474,7 +1474,7 @@
     <w:r>
       <w:tab/>
       <w:tab/>
-      <w:t>2026-09-24</w:t>
+      <w:t>2026-09-25</w:t>
       <w:br/>
       <w:br/>
     </w:r>

--- a/tillsyn/A 22860-2026 tillsynsbegäran.docx
+++ b/tillsyn/A 22860-2026 tillsynsbegäran.docx
@@ -1474,7 +1474,7 @@
     <w:r>
       <w:tab/>
       <w:tab/>
-      <w:t>2026-09-25</w:t>
+      <w:t>2026-09-26</w:t>
       <w:br/>
       <w:br/>
     </w:r>

--- a/tillsyn/A 22860-2026 tillsynsbegäran.docx
+++ b/tillsyn/A 22860-2026 tillsynsbegäran.docx
@@ -1474,7 +1474,7 @@
     <w:r>
       <w:tab/>
       <w:tab/>
-      <w:t>2026-09-26</w:t>
+      <w:t>2026-09-27</w:t>
       <w:br/>
       <w:br/>
     </w:r>

--- a/tillsyn/A 22860-2026 tillsynsbegäran.docx
+++ b/tillsyn/A 22860-2026 tillsynsbegäran.docx
@@ -1474,7 +1474,7 @@
     <w:r>
       <w:tab/>
       <w:tab/>
-      <w:t>2026-09-27</w:t>
+      <w:t>2026-09-28</w:t>
       <w:br/>
       <w:br/>
     </w:r>

--- a/tillsyn/A 22860-2026 tillsynsbegäran.docx
+++ b/tillsyn/A 22860-2026 tillsynsbegäran.docx
@@ -1474,7 +1474,7 @@
     <w:r>
       <w:tab/>
       <w:tab/>
-      <w:t>2026-09-28</w:t>
+      <w:t>2026-09-29</w:t>
       <w:br/>
       <w:br/>
     </w:r>

--- a/tillsyn/A 22860-2026 tillsynsbegäran.docx
+++ b/tillsyn/A 22860-2026 tillsynsbegäran.docx
@@ -1474,7 +1474,7 @@
     <w:r>
       <w:tab/>
       <w:tab/>
-      <w:t>2026-09-29</w:t>
+      <w:t>2026-09-30</w:t>
       <w:br/>
       <w:br/>
     </w:r>

--- a/tillsyn/A 22860-2026 tillsynsbegäran.docx
+++ b/tillsyn/A 22860-2026 tillsynsbegäran.docx
@@ -1474,7 +1474,7 @@
     <w:r>
       <w:tab/>
       <w:tab/>
-      <w:t>2026-09-30</w:t>
+      <w:t>2026-10-01</w:t>
       <w:br/>
       <w:br/>
     </w:r>

--- a/tillsyn/A 22860-2026 tillsynsbegäran.docx
+++ b/tillsyn/A 22860-2026 tillsynsbegäran.docx
@@ -1474,7 +1474,7 @@
     <w:r>
       <w:tab/>
       <w:tab/>
-      <w:t>2026-10-01</w:t>
+      <w:t>2026-10-02</w:t>
       <w:br/>
       <w:br/>
     </w:r>

--- a/tillsyn/A 22860-2026 tillsynsbegäran.docx
+++ b/tillsyn/A 22860-2026 tillsynsbegäran.docx
@@ -1474,7 +1474,7 @@
     <w:r>
       <w:tab/>
       <w:tab/>
-      <w:t>2026-10-02</w:t>
+      <w:t>2026-10-03</w:t>
       <w:br/>
       <w:br/>
     </w:r>

--- a/tillsyn/A 22860-2026 tillsynsbegäran.docx
+++ b/tillsyn/A 22860-2026 tillsynsbegäran.docx
@@ -1474,7 +1474,7 @@
     <w:r>
       <w:tab/>
       <w:tab/>
-      <w:t>2026-10-03</w:t>
+      <w:t>2026-10-04</w:t>
       <w:br/>
       <w:br/>
     </w:r>

--- a/tillsyn/A 22860-2026 tillsynsbegäran.docx
+++ b/tillsyn/A 22860-2026 tillsynsbegäran.docx
@@ -1474,7 +1474,7 @@
     <w:r>
       <w:tab/>
       <w:tab/>
-      <w:t>2026-10-04</w:t>
+      <w:t>2026-10-05</w:t>
       <w:br/>
       <w:br/>
     </w:r>

--- a/tillsyn/A 22860-2026 tillsynsbegäran.docx
+++ b/tillsyn/A 22860-2026 tillsynsbegäran.docx
@@ -1474,7 +1474,7 @@
     <w:r>
       <w:tab/>
       <w:tab/>
-      <w:t>2026-10-05</w:t>
+      <w:t>2026-10-06</w:t>
       <w:br/>
       <w:br/>
     </w:r>

--- a/tillsyn/A 22860-2026 tillsynsbegäran.docx
+++ b/tillsyn/A 22860-2026 tillsynsbegäran.docx
@@ -1474,7 +1474,7 @@
     <w:r>
       <w:tab/>
       <w:tab/>
-      <w:t>2026-10-06</w:t>
+      <w:t>2026-10-07</w:t>
       <w:br/>
       <w:br/>
     </w:r>

--- a/tillsyn/A 22860-2026 tillsynsbegäran.docx
+++ b/tillsyn/A 22860-2026 tillsynsbegäran.docx
@@ -1474,7 +1474,7 @@
     <w:r>
       <w:tab/>
       <w:tab/>
-      <w:t>2026-10-07</w:t>
+      <w:t>2026-10-08</w:t>
       <w:br/>
       <w:br/>
     </w:r>

--- a/tillsyn/A 22860-2026 tillsynsbegäran.docx
+++ b/tillsyn/A 22860-2026 tillsynsbegäran.docx
@@ -1474,7 +1474,7 @@
     <w:r>
       <w:tab/>
       <w:tab/>
-      <w:t>2026-10-08</w:t>
+      <w:t>2026-10-09</w:t>
       <w:br/>
       <w:br/>
     </w:r>

--- a/tillsyn/A 22860-2026 tillsynsbegäran.docx
+++ b/tillsyn/A 22860-2026 tillsynsbegäran.docx
@@ -1474,7 +1474,7 @@
     <w:r>
       <w:tab/>
       <w:tab/>
-      <w:t>2026-10-09</w:t>
+      <w:t>2026-10-10</w:t>
       <w:br/>
       <w:br/>
     </w:r>

--- a/tillsyn/A 22860-2026 tillsynsbegäran.docx
+++ b/tillsyn/A 22860-2026 tillsynsbegäran.docx
@@ -1474,7 +1474,7 @@
     <w:r>
       <w:tab/>
       <w:tab/>
-      <w:t>2026-10-10</w:t>
+      <w:t>2026-10-11</w:t>
       <w:br/>
       <w:br/>
     </w:r>

--- a/tillsyn/A 22860-2026 tillsynsbegäran.docx
+++ b/tillsyn/A 22860-2026 tillsynsbegäran.docx
@@ -1474,7 +1474,7 @@
     <w:r>
       <w:tab/>
       <w:tab/>
-      <w:t>2026-10-11</w:t>
+      <w:t>2026-10-12</w:t>
       <w:br/>
       <w:br/>
     </w:r>

--- a/tillsyn/A 22860-2026 tillsynsbegäran.docx
+++ b/tillsyn/A 22860-2026 tillsynsbegäran.docx
@@ -1474,7 +1474,7 @@
     <w:r>
       <w:tab/>
       <w:tab/>
-      <w:t>2026-10-12</w:t>
+      <w:t>2026-10-13</w:t>
       <w:br/>
       <w:br/>
     </w:r>

--- a/tillsyn/A 22860-2026 tillsynsbegäran.docx
+++ b/tillsyn/A 22860-2026 tillsynsbegäran.docx
@@ -65,7 +65,7 @@
     </w:p>
     <w:p>
       <w:r>
-        <w:t>Inom 25 meter från avverkningsanmälan finns fynd av 62 naturvårdsarter, varav 36 är rödlistade, 61 är fridlysta och 7 är typiska (T): backsvala (EN, §4), brun glada (EN, §4), storspov (EN, §4), blå kärrhök (VU, §4), brushane (VU, §4), gråtrut (VU, §4), grönfink (VU, §4), myrspov (VU, §4), pilgrimsfalk (VU, §4), småfläckig sumphöna (VU, §4), stare (VU, §4), tornseglare (VU, §4), bivråk (NT, §4), björktrast (NT, §4), bläsand (NT, §4), blåhake (NT, §4), drillsnäppa (NT, §4), duvhök (NT, §4), enkelbeckasin (NT, §4), entita (NT, T, §4), järnsparv (NT, §4), kricka (NT, §4), kungsörn (NT, §4), ladusvala (NT, §4), motaggsvamp (NT, T), nötkråka (NT, T, §4), rödvingetrast (NT, §4), rörsångare (NT, §4), silltrut (NT, §4), skrattmås (NT, §4), skräntärna (NT, §4), sädesärla (NT, §4), talltita (NT, §4), turkduva (NT, §4), vinterhämpling (NT, §4), ägretthäger (NT, §4), bergfink (T, §4), spillkråka (T, §4), stenfalk (T, §4), tjäder (T, §4), bred kärrtrollslända (§4a), buskskvätta (§4), fiskgjuse (§4), fiskmås (§4), fjällvråk (§4), grönsiska (§4), havsörn (§4), kråka (§4), kungsfågel (§4), orre (§4), röd glada (§4), salskrake (§4), skogsduva (§4), smålom (§4), svartvit flugsnappare (§4), sävsparv (§4), sångsvan (§4), trana (§4), törnskata (§4), utter (§4a), ärtsångare (§4) och skogsödla (§6). Se Figur 1.</w:t>
+        <w:t>Inom 25 meter från avverkningsanmälan finns fynd av 63 naturvårdsarter, varav 36 är rödlistade, 62 är fridlysta och 8 är typiska (T): backsvala (EN, §4), brun glada (EN, §4), storspov (EN, §4), blå kärrhök (VU, §4), brushane (VU, §4), gråtrut (VU, §4), grönfink (VU, §4), myrspov (VU, §4), pilgrimsfalk (VU, §4), småfläckig sumphöna (VU, §4), stare (VU, §4), tornseglare (VU, §4), bivråk (NT, §4), björktrast (NT, §4), bläsand (NT, §4), blåhake (NT, §4), drillsnäppa (NT, §4), duvhök (NT, §4), enkelbeckasin (NT, §4), entita (NT, T, §4), järnsparv (NT, §4), kricka (NT, §4), kungsörn (NT, §4), ladusvala (NT, §4), motaggsvamp (NT, T), nötkråka (NT, T, §4), rödvingetrast (NT, §4), rörsångare (NT, §4), silltrut (NT, §4), skrattmås (NT, §4), skräntärna (NT, §4), sädesärla (NT, §4), talltita (NT, §4), turkduva (NT, §4), vinterhämpling (NT, §4), ägretthäger (NT, §4), bergfink (T, §4), gråsiska (T, §4), spillkråka (T, §4), stenfalk (T, §4), tjäder (T, §4), bred kärrtrollslända (§4a), buskskvätta (§4), fiskgjuse (§4), fiskmås (§4), fjällvråk (§4), grönsiska (§4), havsörn (§4), kråka (§4), kungsfågel (§4), orre (§4), röd glada (§4), salskrake (§4), skogsduva (§4), smålom (§4), svartvit flugsnappare (§4), sävsparv (§4), sångsvan (§4), trana (§4), törnskata (§4), utter (§4a), ärtsångare (§4) och skogsödla (§6). Se Figur 1.</w:t>
       </w:r>
     </w:p>
     <w:p>
@@ -280,6 +280,26 @@
         <w:rPr>
           <w:b/>
         </w:rPr>
+        <w:t>Gråsiska (§4)</w:t>
+      </w:r>
+      <w:r>
+        <w:t xml:space="preserve"> häckar i barr- och blandskog samt i fjällbjörkskog, stundom även i fjällregionens videbälte. Gråsiska är typisk art för </w:t>
+      </w:r>
+      <w:r>
+        <w:rPr>
+          <w:i/>
+        </w:rPr>
+        <w:t xml:space="preserve">9040 Fjällbjörkskog </w:t>
+      </w:r>
+      <w:r>
+        <w:t>(SLU Artdatabanken, 2025).</w:t>
+      </w:r>
+    </w:p>
+    <w:p>
+      <w:r>
+        <w:rPr>
+          <w:b/>
+        </w:rPr>
         <w:t>Spillkråka (§4)</w:t>
       </w:r>
       <w:r>
@@ -432,7 +452,7 @@
     </w:p>
     <w:p>
       <w:r>
-        <w:t>Följande typiska arter har sina livsmiljöer och växtplatser i den avverkningsanmälda skogen: entita (NT, T, §4), motaggsvamp (NT, T), nötkråka (NT, T, §4), bergfink (T, §4), spillkråka (T, §4), stenfalk (T, §4) och tjäder (T, §4).</w:t>
+        <w:t>Följande typiska arter har sina livsmiljöer och växtplatser i den avverkningsanmälda skogen: entita (NT, T, §4), motaggsvamp (NT, T), nötkråka (NT, T, §4), bergfink (T, §4), gråsiska (T, §4), spillkråka (T, §4), stenfalk (T, §4) och tjäder (T, §4).</w:t>
       </w:r>
     </w:p>
     <w:p>
@@ -1474,7 +1494,7 @@
     <w:r>
       <w:tab/>
       <w:tab/>
-      <w:t>2026-10-13</w:t>
+      <w:t>2026-10-14</w:t>
       <w:br/>
       <w:br/>
     </w:r>

--- a/tillsyn/A 22860-2026 tillsynsbegäran.docx
+++ b/tillsyn/A 22860-2026 tillsynsbegäran.docx
@@ -1494,7 +1494,7 @@
     <w:r>
       <w:tab/>
       <w:tab/>
-      <w:t>2026-10-14</w:t>
+      <w:t>2026-10-15</w:t>
       <w:br/>
       <w:br/>
     </w:r>

--- a/tillsyn/A 22860-2026 tillsynsbegäran.docx
+++ b/tillsyn/A 22860-2026 tillsynsbegäran.docx
@@ -1494,7 +1494,7 @@
     <w:r>
       <w:tab/>
       <w:tab/>
-      <w:t>2026-10-15</w:t>
+      <w:t>2026-10-16</w:t>
       <w:br/>
       <w:br/>
     </w:r>

--- a/tillsyn/A 22860-2026 tillsynsbegäran.docx
+++ b/tillsyn/A 22860-2026 tillsynsbegäran.docx
@@ -1494,7 +1494,7 @@
     <w:r>
       <w:tab/>
       <w:tab/>
-      <w:t>2026-10-16</w:t>
+      <w:t>2026-10-17</w:t>
       <w:br/>
       <w:br/>
     </w:r>

--- a/tillsyn/A 22860-2026 tillsynsbegäran.docx
+++ b/tillsyn/A 22860-2026 tillsynsbegäran.docx
@@ -1494,7 +1494,7 @@
     <w:r>
       <w:tab/>
       <w:tab/>
-      <w:t>2026-10-17</w:t>
+      <w:t>2026-10-18</w:t>
       <w:br/>
       <w:br/>
     </w:r>

--- a/tillsyn/A 22860-2026 tillsynsbegäran.docx
+++ b/tillsyn/A 22860-2026 tillsynsbegäran.docx
@@ -65,7 +65,7 @@
     </w:p>
     <w:p>
       <w:r>
-        <w:t>Inom 25 meter från avverkningsanmälan finns fynd av 63 naturvårdsarter, varav 36 är rödlistade, 62 är fridlysta och 8 är typiska (T): backsvala (EN, §4), brun glada (EN, §4), storspov (EN, §4), blå kärrhök (VU, §4), brushane (VU, §4), gråtrut (VU, §4), grönfink (VU, §4), myrspov (VU, §4), pilgrimsfalk (VU, §4), småfläckig sumphöna (VU, §4), stare (VU, §4), tornseglare (VU, §4), bivråk (NT, §4), björktrast (NT, §4), bläsand (NT, §4), blåhake (NT, §4), drillsnäppa (NT, §4), duvhök (NT, §4), enkelbeckasin (NT, §4), entita (NT, T, §4), järnsparv (NT, §4), kricka (NT, §4), kungsörn (NT, §4), ladusvala (NT, §4), motaggsvamp (NT, T), nötkråka (NT, T, §4), rödvingetrast (NT, §4), rörsångare (NT, §4), silltrut (NT, §4), skrattmås (NT, §4), skräntärna (NT, §4), sädesärla (NT, §4), talltita (NT, §4), turkduva (NT, §4), vinterhämpling (NT, §4), ägretthäger (NT, §4), bergfink (T, §4), gråsiska (T, §4), spillkråka (T, §4), stenfalk (T, §4), tjäder (T, §4), bred kärrtrollslända (§4a), buskskvätta (§4), fiskgjuse (§4), fiskmås (§4), fjällvråk (§4), grönsiska (§4), havsörn (§4), kråka (§4), kungsfågel (§4), orre (§4), röd glada (§4), salskrake (§4), skogsduva (§4), smålom (§4), svartvit flugsnappare (§4), sävsparv (§4), sångsvan (§4), trana (§4), törnskata (§4), utter (§4a), ärtsångare (§4) och skogsödla (§6). Se Figur 1.</w:t>
+        <w:t>Inom 25 meter från avverkningsanmälan finns fynd av 64 naturvårdsarter, varav 36 är rödlistade, 63 är fridlysta och 9 är typiska (T): backsvala (EN, §4), brun glada (EN, §4), storspov (EN, §4), blå kärrhök (VU, §4), brushane (VU, §4), gråtrut (VU, §4), grönfink (VU, §4), myrspov (VU, §4), pilgrimsfalk (VU, §4), småfläckig sumphöna (VU, §4), stare (VU, §4), tornseglare (VU, §4), bivråk (NT, §4), björktrast (NT, §4), bläsand (NT, §4), blåhake (NT, §4), drillsnäppa (NT, §4), duvhök (NT, §4), enkelbeckasin (NT, §4), entita (NT, T, §4), järnsparv (NT, §4), kricka (NT, §4), kungsörn (NT, §4), ladusvala (NT, §4), motaggsvamp (NT, T), nötkråka (NT, T, §4), rödvingetrast (NT, §4), rörsångare (NT, §4), silltrut (NT, §4), skrattmås (NT, §4), skräntärna (NT, §4), sädesärla (NT, §4), talltita (NT, §4), turkduva (NT, §4), vinterhämpling (NT, §4), ägretthäger (NT, §4), bergfink (T, §4), gråsiska (T, §4), spillkråka (T, §4), stenfalk (T, §4), tjäder (T, §4), tofsmes (T, §4), bred kärrtrollslända (§4a), buskskvätta (§4), fiskgjuse (§4), fiskmås (§4), fjällvråk (§4), grönsiska (§4), havsörn (§4), kråka (§4), kungsfågel (§4), orre (§4), röd glada (§4), salskrake (§4), skogsduva (§4), smålom (§4), svartvit flugsnappare (§4), sävsparv (§4), sångsvan (§4), trana (§4), törnskata (§4), utter (§4a), ärtsångare (§4) och skogsödla (§6). Se Figur 1.</w:t>
       </w:r>
     </w:p>
     <w:p>
@@ -387,6 +387,26 @@
         <w:rPr>
           <w:b/>
         </w:rPr>
+        <w:t>Tofsmes (§4)</w:t>
+      </w:r>
+      <w:r>
+        <w:t xml:space="preserve"> häckar i barr- och blandskog, främst i tallskog. Tofsmes är typisk art för </w:t>
+      </w:r>
+      <w:r>
+        <w:rPr>
+          <w:i/>
+        </w:rPr>
+        <w:t xml:space="preserve">9010 Taiga </w:t>
+      </w:r>
+      <w:r>
+        <w:t>(SLU Artdatabanken, 2025).</w:t>
+      </w:r>
+    </w:p>
+    <w:p>
+      <w:r>
+        <w:rPr>
+          <w:b/>
+        </w:rPr>
         <w:t>Fiskgjuse (§4)</w:t>
       </w:r>
       <w:r>
@@ -452,7 +472,7 @@
     </w:p>
     <w:p>
       <w:r>
-        <w:t>Följande typiska arter har sina livsmiljöer och växtplatser i den avverkningsanmälda skogen: entita (NT, T, §4), motaggsvamp (NT, T), nötkråka (NT, T, §4), bergfink (T, §4), gråsiska (T, §4), spillkråka (T, §4), stenfalk (T, §4) och tjäder (T, §4).</w:t>
+        <w:t>Följande typiska arter har sina livsmiljöer och växtplatser i den avverkningsanmälda skogen: entita (NT, T, §4), motaggsvamp (NT, T), nötkråka (NT, T, §4), bergfink (T, §4), gråsiska (T, §4), spillkråka (T, §4), stenfalk (T, §4), tjäder (T, §4) och tofsmes (T, §4).</w:t>
       </w:r>
     </w:p>
     <w:p>
@@ -1494,7 +1514,7 @@
     <w:r>
       <w:tab/>
       <w:tab/>
-      <w:t>2026-10-18</w:t>
+      <w:t>2026-10-19</w:t>
       <w:br/>
       <w:br/>
     </w:r>

--- a/tillsyn/A 22860-2026 tillsynsbegäran.docx
+++ b/tillsyn/A 22860-2026 tillsynsbegäran.docx
@@ -1514,7 +1514,7 @@
     <w:r>
       <w:tab/>
       <w:tab/>
-      <w:t>2026-10-19</w:t>
+      <w:t>2026-10-20</w:t>
       <w:br/>
       <w:br/>
     </w:r>

--- a/tillsyn/A 22860-2026 tillsynsbegäran.docx
+++ b/tillsyn/A 22860-2026 tillsynsbegäran.docx
@@ -1514,7 +1514,7 @@
     <w:r>
       <w:tab/>
       <w:tab/>
-      <w:t>2026-10-20</w:t>
+      <w:t>2026-10-21</w:t>
       <w:br/>
       <w:br/>
     </w:r>

--- a/tillsyn/A 22860-2026 tillsynsbegäran.docx
+++ b/tillsyn/A 22860-2026 tillsynsbegäran.docx
@@ -1514,7 +1514,7 @@
     <w:r>
       <w:tab/>
       <w:tab/>
-      <w:t>2026-10-21</w:t>
+      <w:t>2026-10-22</w:t>
       <w:br/>
       <w:br/>
     </w:r>

--- a/tillsyn/A 22860-2026 tillsynsbegäran.docx
+++ b/tillsyn/A 22860-2026 tillsynsbegäran.docx
@@ -1514,7 +1514,7 @@
     <w:r>
       <w:tab/>
       <w:tab/>
-      <w:t>2026-10-22</w:t>
+      <w:t>2026-10-23</w:t>
       <w:br/>
       <w:br/>
     </w:r>

--- a/tillsyn/A 22860-2026 tillsynsbegäran.docx
+++ b/tillsyn/A 22860-2026 tillsynsbegäran.docx
@@ -1514,7 +1514,7 @@
     <w:r>
       <w:tab/>
       <w:tab/>
-      <w:t>2026-10-23</w:t>
+      <w:t>2026-10-24</w:t>
       <w:br/>
       <w:br/>
     </w:r>

--- a/tillsyn/A 22860-2026 tillsynsbegäran.docx
+++ b/tillsyn/A 22860-2026 tillsynsbegäran.docx
@@ -1514,7 +1514,7 @@
     <w:r>
       <w:tab/>
       <w:tab/>
-      <w:t>2026-10-24</w:t>
+      <w:t>2026-10-25</w:t>
       <w:br/>
       <w:br/>
     </w:r>

--- a/tillsyn/A 22860-2026 tillsynsbegäran.docx
+++ b/tillsyn/A 22860-2026 tillsynsbegäran.docx
@@ -1514,7 +1514,7 @@
     <w:r>
       <w:tab/>
       <w:tab/>
-      <w:t>2026-10-25</w:t>
+      <w:t>2026-10-26</w:t>
       <w:br/>
       <w:br/>
     </w:r>

--- a/tillsyn/A 22860-2026 tillsynsbegäran.docx
+++ b/tillsyn/A 22860-2026 tillsynsbegäran.docx
@@ -1514,7 +1514,7 @@
     <w:r>
       <w:tab/>
       <w:tab/>
-      <w:t>2026-10-26</w:t>
+      <w:t>2026-10-27</w:t>
       <w:br/>
       <w:br/>
     </w:r>

--- a/tillsyn/A 22860-2026 tillsynsbegäran.docx
+++ b/tillsyn/A 22860-2026 tillsynsbegäran.docx
@@ -1514,7 +1514,7 @@
     <w:r>
       <w:tab/>
       <w:tab/>
-      <w:t>2026-10-27</w:t>
+      <w:t>2026-10-28</w:t>
       <w:br/>
       <w:br/>
     </w:r>

--- a/tillsyn/A 22860-2026 tillsynsbegäran.docx
+++ b/tillsyn/A 22860-2026 tillsynsbegäran.docx
@@ -1514,7 +1514,7 @@
     <w:r>
       <w:tab/>
       <w:tab/>
-      <w:t>2026-10-28</w:t>
+      <w:t>2026-10-29</w:t>
       <w:br/>
       <w:br/>
     </w:r>

--- a/tillsyn/A 22860-2026 tillsynsbegäran.docx
+++ b/tillsyn/A 22860-2026 tillsynsbegäran.docx
@@ -1514,7 +1514,7 @@
     <w:r>
       <w:tab/>
       <w:tab/>
-      <w:t>2026-10-29</w:t>
+      <w:t>2026-10-31</w:t>
       <w:br/>
       <w:br/>
     </w:r>
